--- a/Part-Two-Ch09-The-Second-Founding/Black Officeholders.docx
+++ b/Part-Two-Ch09-The-Second-Founding/Black Officeholders.docx
@@ -9,25 +9,22 @@
         <w:tblLook w:firstColumn="1" w:firstRow="1" w:lastColumn="0" w:lastRow="0" w:noHBand="0" w:noVBand="1" w:val="04A0"/>
       </w:tblPr>
       <w:tblGrid>
-        <w:gridCol w:w="9936"/>
+        <w:gridCol w:w="10224"/>
       </w:tblGrid>
       <w:tr>
         <w:tc>
           <w:tcPr>
-            <w:tcW w:type="dxa" w:w="9936"/>
+            <w:tcW w:type="dxa" w:w="10224"/>
             <w:shd w:val="clear" w:fill="B1442F"/>
           </w:tcPr>
           <w:p>
-            <w:pPr>
-              <w:jc w:val="left"/>
-            </w:pPr>
             <w:r>
               <w:rPr>
                 <w:b/>
                 <w:color w:val="FFE6DE"/>
                 <w:sz w:val="18"/>
               </w:rPr>
-              <w:t>CHAPTER 9 · DEEP DIVE · A HOUSE DIVIDED</w:t>
+              <w:t>PROMISE &amp; PRACTICE  ·  DEEP DIVE  ·  SOURCE ANALYSIS</w:t>
             </w:r>
           </w:p>
           <w:p>
@@ -35,18 +32,19 @@
               <w:rPr>
                 <w:b/>
                 <w:color w:val="FFFFFF"/>
-                <w:sz w:val="40"/>
+                <w:sz w:val="42"/>
               </w:rPr>
-              <w:t>Black Officeholders</w:t>
+              <w:t>Black Officeholders — A House Divided</w:t>
             </w:r>
           </w:p>
           <w:p>
             <w:r>
               <w:rPr>
+                <w:i/>
                 <w:color w:val="FFE6DE"/>
-                <w:sz w:val="21"/>
+                <w:sz w:val="22"/>
               </w:rPr>
-              <w:t>For the first time, Black Americans helped write the laws — in statehouses, in Congress, even in the Senate. 1868–1877.</w:t>
+              <w:t>When the Lawmakers Looked Like the People</w:t>
             </w:r>
           </w:p>
         </w:tc>
@@ -64,7 +62,7 @@
         <w:rPr>
           <w:sz w:val="21"/>
         </w:rPr>
-        <w:t xml:space="preserve">__________________________    </w:t>
+        <w:t xml:space="preserve">______________________________    </w:t>
       </w:r>
       <w:r>
         <w:rPr>
@@ -90,30 +88,177 @@
         <w:rPr>
           <w:sz w:val="21"/>
         </w:rPr>
-        <w:t>______________</w:t>
+        <w:t>________________</w:t>
+      </w:r>
+    </w:p>
+    <w:tbl>
+      <w:tblPr>
+        <w:tblW w:type="auto" w:w="0"/>
+        <w:tblLayout w:type="autofit"/>
+        <w:tblLook w:firstColumn="1" w:firstRow="1" w:lastColumn="0" w:lastRow="0" w:noHBand="0" w:noVBand="1" w:val="04A0"/>
+      </w:tblPr>
+      <w:tblGrid>
+        <w:gridCol w:w="10224"/>
+      </w:tblGrid>
+      <w:tr>
+        <w:tc>
+          <w:tcPr>
+            <w:tcW w:type="dxa" w:w="10224"/>
+            <w:shd w:val="clear" w:fill="f4c04e"/>
+          </w:tcPr>
+          <w:p>
+            <w:r>
+              <w:rPr>
+                <w:b/>
+                <w:color w:val="5A4512"/>
+                <w:sz w:val="19"/>
+              </w:rPr>
+              <w:t xml:space="preserve">WHAT I CAN DO TODAY   </w:t>
+            </w:r>
+            <w:r>
+              <w:rPr>
+                <w:color w:val="5A4512"/>
+                <w:sz w:val="21"/>
+              </w:rPr>
+              <w:t>I can read primary sources about Black Officeholders — A House Divided, weigh who made each one and why, and use evidence to answer historical questions.</w:t>
+            </w:r>
+          </w:p>
+        </w:tc>
+      </w:tr>
+    </w:tbl>
+    <w:p>
+      <w:r>
+        <w:rPr>
+          <w:b/>
+          <w:color w:val="B1442F"/>
+        </w:rPr>
+        <w:t xml:space="preserve">Directions. </w:t>
+      </w:r>
+      <w:r>
+        <w:rPr>
+          <w:sz w:val="22"/>
+        </w:rPr>
+        <w:t>Significance asks what changed, and what deserves remembering. Weigh this first for yourself</w:t>
       </w:r>
     </w:p>
     <w:p/>
     <w:p>
       <w:r>
         <w:rPr>
+          <w:b/>
+          <w:color w:val="B1442F"/>
+          <w:sz w:val="26"/>
+        </w:rPr>
+        <w:t>THE SOURCES</w:t>
+      </w:r>
+    </w:p>
+    <w:p>
+      <w:pPr>
+        <w:spacing w:before="160"/>
+      </w:pPr>
+      <w:r>
+        <w:rPr>
+          <w:b/>
+          <w:color w:val="1C1714"/>
+          <w:sz w:val="23"/>
+        </w:rPr>
+        <w:t>THE IMAGE · C.1870  —  Senator Hiram Revels</w:t>
+      </w:r>
+    </w:p>
+    <w:p>
+      <w:pPr>
+        <w:jc w:val="center"/>
+      </w:pPr>
+      <w:r>
+        <w:drawing>
+          <wp:inline xmlns:a="http://schemas.openxmlformats.org/drawingml/2006/main" xmlns:pic="http://schemas.openxmlformats.org/drawingml/2006/picture">
+            <wp:extent cx="3931920" cy="4583144"/>
+            <wp:docPr id="1" name="Picture 1"/>
+            <wp:cNvGraphicFramePr>
+              <a:graphicFrameLocks noChangeAspect="1"/>
+            </wp:cNvGraphicFramePr>
+            <a:graphic>
+              <a:graphicData uri="http://schemas.openxmlformats.org/drawingml/2006/picture">
+                <pic:pic>
+                  <pic:nvPicPr>
+                    <pic:cNvPr id="0" name="image.jpg"/>
+                    <pic:cNvPicPr/>
+                  </pic:nvPicPr>
+                  <pic:blipFill>
+                    <a:blip r:embed="rId9"/>
+                    <a:stretch>
+                      <a:fillRect/>
+                    </a:stretch>
+                  </pic:blipFill>
+                  <pic:spPr>
+                    <a:xfrm>
+                      <a:off x="0" y="0"/>
+                      <a:ext cx="3931920" cy="4583144"/>
+                    </a:xfrm>
+                    <a:prstGeom prst="rect"/>
+                  </pic:spPr>
+                </pic:pic>
+              </a:graphicData>
+            </a:graphic>
+          </wp:inline>
+        </w:drawing>
+      </w:r>
+    </w:p>
+    <w:p>
+      <w:r>
+        <w:rPr>
+          <w:color w:val="6A6256"/>
+          <w:sz w:val="17"/>
+        </w:rPr>
+        <w:t>Hiram Rhodes Revels of Mississippi, the first Black U.S. Senator — photograph, Brady–Handy studio, c.1870, public domain (Library of Congress).</w:t>
+      </w:r>
+    </w:p>
+    <w:p>
+      <w:pPr>
+        <w:spacing w:before="160"/>
+      </w:pPr>
+      <w:r>
+        <w:rPr>
+          <w:b/>
+          <w:color w:val="1C1714"/>
+          <w:sz w:val="23"/>
+        </w:rPr>
+        <w:t>SOURCE · THE RECORD OF BLACK OFFICEHOLDING  —  The numbers</w:t>
+      </w:r>
+    </w:p>
+    <w:p>
+      <w:pPr>
+        <w:ind w:left="432"/>
+      </w:pPr>
+      <w:r>
+        <w:rPr>
           <w:i/>
           <w:color w:val="1C1714"/>
           <w:sz w:val="22"/>
         </w:rPr>
-        <w:t>For the first time, Black Americans helped write the laws — in statehouses, in Congress, even in the Senate. 1868–1877.</w:t>
+        <w:t>~2,000 Black men held office during Reconstruction · 16 served in Congress · Hiram Revels (1870) was the first Black U.S. Senator · Blanche K. Bruce served a full Senate term · for a time Black representatives were a majority in South Carolina's lower house.</w:t>
+        <w:br/>
+        <w:t>— summarized from the historical record. Public domain</w:t>
       </w:r>
     </w:p>
     <w:p>
-      <w:pPr>
-        <w:spacing w:after="80"/>
-      </w:pPr>
       <w:r>
         <w:rPr>
-          <w:color w:val="1C1714"/>
-          <w:sz w:val="23"/>
+          <w:color w:val="6A6256"/>
+          <w:sz w:val="17"/>
         </w:rPr>
-        <w:t>Why does it matter who gets to sit in the room where the laws are made?</w:t>
+        <w:t>— summarized from the historical record. Public domain.</w:t>
+      </w:r>
+    </w:p>
+    <w:p/>
+    <w:p>
+      <w:r>
+        <w:rPr>
+          <w:b/>
+          <w:color w:val="B1442F"/>
+          <w:sz w:val="26"/>
+        </w:rPr>
+        <w:t>YOUR WORK</w:t>
       </w:r>
     </w:p>
     <w:p>
@@ -123,44 +268,65 @@
       <w:r>
         <w:rPr>
           <w:b/>
-          <w:color w:val="B1442F"/>
-          <w:sz w:val="28"/>
+          <w:color w:val="FFFFFF"/>
+          <w:sz w:val="20"/>
+          <w:shd w:val="clear" w:fill="B1442F"/>
         </w:rPr>
-        <w:t>From Enslaved to Lawmaker</w:t>
+        <w:t xml:space="preserve">  QUESTION 1  </w:t>
+      </w:r>
+      <w:r>
+        <w:rPr>
+          <w:b/>
+          <w:color w:val="6A6256"/>
+          <w:sz w:val="18"/>
+        </w:rPr>
+        <w:t xml:space="preserve">   STEP 1 · WHAT WAS NEW</w:t>
       </w:r>
     </w:p>
     <w:p>
       <w:r>
         <w:rPr>
-          <w:b/>
-          <w:color w:val="6A6256"/>
-          <w:sz w:val="17"/>
+          <w:b w:val="0"/>
+          <w:color w:val="1C1714"/>
+          <w:sz w:val="23"/>
         </w:rPr>
-        <w:t>A DEMOCRATIC REVOLUTION</w:t>
+        <w:t>Why was it so remarkable that Hiram Revels took a U.S. Senate seat in 1870 — especially the seat once held by Jefferson Davis?</w:t>
       </w:r>
     </w:p>
     <w:p>
       <w:pPr>
-        <w:spacing w:after="80"/>
+        <w:spacing w:after="120"/>
       </w:pPr>
       <w:r>
         <w:rPr>
-          <w:color w:val="1C1714"/>
-          <w:sz w:val="23"/>
+          <w:color w:val="9A9286"/>
+          <w:sz w:val="22"/>
         </w:rPr>
-        <w:t>Protected by the new amendments and the Black vote, Reconstruction opened the doors of government to Black men for the first time. Some 2,000 Black men held public office across the South — from local sheriffs and school board members to state legislators.</w:t>
+        <w:t>____________________________________________________________________________________________</w:t>
       </w:r>
     </w:p>
     <w:p>
       <w:pPr>
-        <w:spacing w:after="80"/>
+        <w:spacing w:after="120"/>
       </w:pPr>
       <w:r>
         <w:rPr>
-          <w:color w:val="1C1714"/>
-          <w:sz w:val="23"/>
+          <w:color w:val="9A9286"/>
+          <w:sz w:val="22"/>
         </w:rPr>
-        <w:t>In South Carolina's legislature, Black representatives were for a time the majority. Men who had been enslaved a few years earlier were now writing laws, funding schools, and rebuilding their states.</w:t>
+        <w:t>____________________________________________________________________________________________</w:t>
+      </w:r>
+    </w:p>
+    <w:p>
+      <w:pPr>
+        <w:spacing w:after="120"/>
+      </w:pPr>
+      <w:r>
+        <w:rPr>
+          <w:color w:val="9A9286"/>
+          <w:sz w:val="22"/>
+        </w:rPr>
+        <w:t>____________________________________________________________________________________________</w:t>
       </w:r>
     </w:p>
     <w:p>
@@ -170,40 +336,77 @@
       <w:r>
         <w:rPr>
           <w:b/>
-          <w:color w:val="B1442F"/>
-          <w:sz w:val="28"/>
+          <w:color w:val="FFFFFF"/>
+          <w:sz w:val="20"/>
+          <w:shd w:val="clear" w:fill="B1442F"/>
         </w:rPr>
-        <w:t>The First Black Congressmen</w:t>
+        <w:t xml:space="preserve">  QUESTION 2  </w:t>
+      </w:r>
+      <w:r>
+        <w:rPr>
+          <w:b/>
+          <w:color w:val="6A6256"/>
+          <w:sz w:val="18"/>
+        </w:rPr>
+        <w:t xml:space="preserve">   STEP 2 · WHY THE ERASURE</w:t>
       </w:r>
     </w:p>
     <w:p>
       <w:r>
         <w:rPr>
-          <w:b/>
-          <w:color w:val="6A6256"/>
-          <w:sz w:val="17"/>
+          <w:b w:val="0"/>
+          <w:color w:val="1C1714"/>
+          <w:sz w:val="23"/>
         </w:rPr>
-        <w:t>CURRIER &amp; IVES, 1872</w:t>
+        <w:t>Why would opponents later spread the false claim that these biracial governments were corrupt and incompetent?</w:t>
       </w:r>
     </w:p>
     <w:p>
+      <w:pPr>
+        <w:spacing w:after="40"/>
+        <w:ind w:left="432"/>
+      </w:pPr>
       <w:r>
         <w:rPr>
-          <w:i/>
-          <w:color w:val="1C1714"/>
           <w:sz w:val="22"/>
         </w:rPr>
-        <w:t>Senator Hiram Revels (far left) and the first Black members of the U.S. House. Revels took the very Senate seat once held by Jefferson Davis, president of the Confederacy.</w:t>
+        <w:t>☐  A.  because the governments really did nothing</w:t>
       </w:r>
     </w:p>
     <w:p>
+      <w:pPr>
+        <w:spacing w:after="40"/>
+        <w:ind w:left="432"/>
+      </w:pPr>
       <w:r>
         <w:rPr>
-          <w:i/>
-          <w:color w:val="6A6256"/>
-          <w:sz w:val="17"/>
+          <w:sz w:val="22"/>
         </w:rPr>
-        <w:t>“The First Colored Senator and Representatives in the 41st and 42nd Congress of the United States” — lithograph, Currier &amp; Ives, 1872, public domain (Library of Congress).</w:t>
+        <w:t>☐  B.  to justify stripping Black Americans of the vote and power</w:t>
+      </w:r>
+    </w:p>
+    <w:p>
+      <w:pPr>
+        <w:spacing w:after="40"/>
+        <w:ind w:left="432"/>
+      </w:pPr>
+      <w:r>
+        <w:rPr>
+          <w:sz w:val="22"/>
+        </w:rPr>
+        <w:t>☐  C.  because no one remembered them</w:t>
+      </w:r>
+    </w:p>
+    <w:p>
+      <w:pPr>
+        <w:spacing w:after="40"/>
+        <w:ind w:left="432"/>
+      </w:pPr>
+      <w:r>
+        <w:rPr>
+          <w:sz w:val="22"/>
+        </w:rPr>
+        <w:t>☐  D.  to praise Reconstruction</w:t>
       </w:r>
     </w:p>
     <w:p>
@@ -213,54 +416,65 @@
       <w:r>
         <w:rPr>
           <w:b/>
-          <w:color w:val="B1442F"/>
-          <w:sz w:val="28"/>
+          <w:color w:val="FFFFFF"/>
+          <w:sz w:val="20"/>
+          <w:shd w:val="clear" w:fill="B1442F"/>
         </w:rPr>
-        <w:t>Revels, Bruce, and the Rest</w:t>
+        <w:t xml:space="preserve">  QUESTION 3  </w:t>
+      </w:r>
+      <w:r>
+        <w:rPr>
+          <w:b/>
+          <w:color w:val="6A6256"/>
+          <w:sz w:val="18"/>
+        </w:rPr>
+        <w:t xml:space="preserve">   STEP 3 · GOVERNING FOR ALL</w:t>
       </w:r>
     </w:p>
     <w:p>
       <w:r>
         <w:rPr>
-          <w:b/>
-          <w:color w:val="6A6256"/>
-          <w:sz w:val="17"/>
+          <w:b w:val="0"/>
+          <w:color w:val="1C1714"/>
+          <w:sz w:val="23"/>
         </w:rPr>
-        <w:t>TO THE CAPITOL</w:t>
+        <w:t>Black lawmakers pushed for things like public schools that helped everyone, not only Black citizens. Why is that detail important to understanding their significance?</w:t>
       </w:r>
     </w:p>
     <w:p>
       <w:pPr>
-        <w:spacing w:after="80"/>
+        <w:spacing w:after="120"/>
       </w:pPr>
       <w:r>
         <w:rPr>
-          <w:color w:val="1C1714"/>
-          <w:sz w:val="23"/>
+          <w:color w:val="9A9286"/>
+          <w:sz w:val="22"/>
         </w:rPr>
-        <w:t>Sixteen Black men served in Congress during Reconstruction. Hiram Revels of Mississippi became the first Black U.S. Senator in 1870. Blanche K. Bruce, also of Mississippi, became the first to serve a full Senate term.</w:t>
+        <w:t>____________________________________________________________________________________________</w:t>
       </w:r>
     </w:p>
     <w:p>
       <w:pPr>
-        <w:spacing w:after="80"/>
+        <w:spacing w:after="120"/>
       </w:pPr>
       <w:r>
         <w:rPr>
-          <w:color w:val="1C1714"/>
-          <w:sz w:val="23"/>
+          <w:color w:val="9A9286"/>
+          <w:sz w:val="22"/>
         </w:rPr>
-        <w:t>They and their colleagues pushed for public schools, civil rights, and fairer laws — governing for all citizens, not just Black ones.</w:t>
+        <w:t>____________________________________________________________________________________________</w:t>
       </w:r>
     </w:p>
     <w:p>
+      <w:pPr>
+        <w:spacing w:after="120"/>
+      </w:pPr>
       <w:r>
         <w:rPr>
-          <w:i/>
-          <w:color w:val="6A6256"/>
-          <w:sz w:val="17"/>
+          <w:color w:val="9A9286"/>
+          <w:sz w:val="22"/>
         </w:rPr>
-        <w:t>The five military districts, 1867 — map, © ShadowDog Digital Studios (SDS Digital Collection).</w:t>
+        <w:t>____________________________________________________________________________________________</w:t>
       </w:r>
     </w:p>
     <w:p>
@@ -270,80 +484,91 @@
       <w:r>
         <w:rPr>
           <w:b/>
-          <w:color w:val="B1442F"/>
-          <w:sz w:val="28"/>
+          <w:color w:val="FFFFFF"/>
+          <w:sz w:val="20"/>
+          <w:shd w:val="clear" w:fill="B1442F"/>
         </w:rPr>
-        <w:t>A Promise Glimpsed — Then Buried</w:t>
+        <w:t xml:space="preserve">  QUESTION 4  </w:t>
+      </w:r>
+      <w:r>
+        <w:rPr>
+          <w:b/>
+          <w:color w:val="6A6256"/>
+          <w:sz w:val="18"/>
+        </w:rPr>
+        <w:t xml:space="preserve">   STEP 4 · WHY REMEMBER IT</w:t>
       </w:r>
     </w:p>
     <w:p>
       <w:r>
         <w:rPr>
-          <w:b/>
-          <w:color w:val="6A6256"/>
-          <w:sz w:val="17"/>
+          <w:b w:val="0"/>
+          <w:color w:val="1C1714"/>
+          <w:sz w:val="23"/>
         </w:rPr>
-        <w:t>WHY IT MATTERS</w:t>
+        <w:t>In three or four sentences, explain why recovering the true story of Black officeholders is historically significant — both for understanding Reconstruction and for understanding the long fight for equality.</w:t>
       </w:r>
     </w:p>
     <w:p>
       <w:pPr>
-        <w:spacing w:after="80"/>
+        <w:spacing w:after="120"/>
       </w:pPr>
       <w:r>
         <w:rPr>
-          <w:color w:val="1C1714"/>
-          <w:sz w:val="23"/>
+          <w:color w:val="9A9286"/>
+          <w:sz w:val="22"/>
         </w:rPr>
-        <w:t>This was a genuine, if brief, flowering of biracial democracy — something the nation had never seen. It proved that Black Americans could and would govern wisely, given the chance.</w:t>
+        <w:t>____________________________________________________________________________________________</w:t>
       </w:r>
     </w:p>
     <w:p>
       <w:pPr>
-        <w:spacing w:after="80"/>
+        <w:spacing w:after="120"/>
       </w:pPr>
       <w:r>
         <w:rPr>
-          <w:color w:val="1C1714"/>
-          <w:sz w:val="23"/>
+          <w:color w:val="9A9286"/>
+          <w:sz w:val="22"/>
         </w:rPr>
-        <w:t>That is exactly why its enemies worked so hard to erase it. After Reconstruction, the “Lost Cause” myth falsely painted these governments as corrupt and incompetent, to justify stripping Black Americans of power. Recovering the true story is an act of historical significance — deciding what deserves to be remembered.</w:t>
+        <w:t>____________________________________________________________________________________________</w:t>
       </w:r>
     </w:p>
     <w:p>
       <w:pPr>
-        <w:spacing w:before="200"/>
+        <w:spacing w:after="120"/>
       </w:pPr>
       <w:r>
         <w:rPr>
-          <w:b/>
-          <w:color w:val="B1442F"/>
-          <w:sz w:val="28"/>
+          <w:color w:val="9A9286"/>
+          <w:sz w:val="22"/>
         </w:rPr>
-        <w:t>Measure the Significance</w:t>
+        <w:t>____________________________________________________________________________________________</w:t>
       </w:r>
     </w:p>
     <w:p>
+      <w:pPr>
+        <w:spacing w:after="120"/>
+      </w:pPr>
       <w:r>
         <w:rPr>
-          <w:b/>
-          <w:color w:val="6A6256"/>
-          <w:sz w:val="17"/>
+          <w:color w:val="9A9286"/>
+          <w:sz w:val="22"/>
         </w:rPr>
-        <w:t>YOUR TURN</w:t>
+        <w:t>____________________________________________________________________________________________</w:t>
       </w:r>
     </w:p>
     <w:p>
+      <w:pPr>
+        <w:spacing w:after="120"/>
+      </w:pPr>
       <w:r>
         <w:rPr>
-          <w:i/>
-          <w:color w:val="1C1714"/>
+          <w:color w:val="9A9286"/>
           <w:sz w:val="22"/>
         </w:rPr>
-        <w:t>You'll weigh what Black officeholding meant and practice historical significance — judging why it mattered then, and why remembering it matters now.</w:t>
+        <w:t>____________________________________________________________________________________________</w:t>
       </w:r>
     </w:p>
-    <w:p/>
     <w:p>
       <w:pPr>
         <w:jc w:val="center"/>
@@ -356,9 +581,160 @@
         <w:t>Promise &amp; Practice · ShadowDog Digital Studios · Unit 2</w:t>
       </w:r>
     </w:p>
+    <w:p>
+      <w:r>
+        <w:br w:type="page"/>
+      </w:r>
+    </w:p>
+    <w:tbl>
+      <w:tblPr>
+        <w:tblW w:type="auto" w:w="0"/>
+        <w:tblLayout w:type="autofit"/>
+        <w:tblLook w:firstColumn="1" w:firstRow="1" w:lastColumn="0" w:lastRow="0" w:noHBand="0" w:noVBand="1" w:val="04A0"/>
+      </w:tblPr>
+      <w:tblGrid>
+        <w:gridCol w:w="10224"/>
+      </w:tblGrid>
+      <w:tr>
+        <w:tc>
+          <w:tcPr>
+            <w:tcW w:type="dxa" w:w="10224"/>
+            <w:shd w:val="clear" w:fill="2c2219"/>
+          </w:tcPr>
+          <w:p>
+            <w:r>
+              <w:rPr>
+                <w:b/>
+                <w:color w:val="F0A184"/>
+                <w:sz w:val="28"/>
+              </w:rPr>
+              <w:t>TEACHER ANSWER KEY  —  Black Officeholders — A House Divided</w:t>
+            </w:r>
+          </w:p>
+        </w:tc>
+      </w:tr>
+    </w:tbl>
+    <w:p/>
+    <w:p>
+      <w:r>
+        <w:rPr>
+          <w:b/>
+          <w:color w:val="B1442F"/>
+          <w:sz w:val="22"/>
+        </w:rPr>
+        <w:t xml:space="preserve">QUESTION 1:  </w:t>
+      </w:r>
+      <w:r>
+        <w:rPr>
+          <w:sz w:val="22"/>
+        </w:rPr>
+        <w:t>Open response.</w:t>
+      </w:r>
+    </w:p>
+    <w:p>
+      <w:pPr>
+        <w:ind w:left="432"/>
+      </w:pPr>
+      <w:r>
+        <w:rPr>
+          <w:i/>
+          <w:color w:val="6A6256"/>
+          <w:sz w:val="21"/>
+        </w:rPr>
+        <w:t>Look for a response along the lines of: “It was remarkable because… The Jefferson Davis connection shows…”</w:t>
+      </w:r>
+    </w:p>
+    <w:p>
+      <w:r>
+        <w:rPr>
+          <w:b/>
+          <w:color w:val="B1442F"/>
+          <w:sz w:val="22"/>
+        </w:rPr>
+        <w:t xml:space="preserve">QUESTION 2:  </w:t>
+      </w:r>
+      <w:r>
+        <w:rPr>
+          <w:b/>
+          <w:sz w:val="22"/>
+        </w:rPr>
+        <w:t>Correct — B. to justify stripping Black Americans of the vote and power</w:t>
+      </w:r>
+    </w:p>
+    <w:p>
+      <w:pPr>
+        <w:ind w:left="432"/>
+      </w:pPr>
+      <w:r>
+        <w:rPr>
+          <w:i/>
+          <w:color w:val="6A6256"/>
+          <w:sz w:val="21"/>
+        </w:rPr>
+        <w:t>Right. If you could convince people Black governance had “failed,” you could justify taking the vote and power away from Black citizens. The myth served the goal of white supremacy.</w:t>
+      </w:r>
+    </w:p>
+    <w:p>
+      <w:r>
+        <w:rPr>
+          <w:b/>
+          <w:color w:val="B1442F"/>
+          <w:sz w:val="22"/>
+        </w:rPr>
+        <w:t xml:space="preserve">QUESTION 3:  </w:t>
+      </w:r>
+      <w:r>
+        <w:rPr>
+          <w:sz w:val="22"/>
+        </w:rPr>
+        <w:t>Open response.</w:t>
+      </w:r>
+    </w:p>
+    <w:p>
+      <w:pPr>
+        <w:ind w:left="432"/>
+      </w:pPr>
+      <w:r>
+        <w:rPr>
+          <w:i/>
+          <w:color w:val="6A6256"/>
+          <w:sz w:val="21"/>
+        </w:rPr>
+        <w:t>Look for a response along the lines of: “It matters that they governed for all because…”</w:t>
+      </w:r>
+    </w:p>
+    <w:p>
+      <w:r>
+        <w:rPr>
+          <w:b/>
+          <w:color w:val="B1442F"/>
+          <w:sz w:val="22"/>
+        </w:rPr>
+        <w:t xml:space="preserve">QUESTION 4:  </w:t>
+      </w:r>
+      <w:r>
+        <w:rPr>
+          <w:sz w:val="22"/>
+        </w:rPr>
+        <w:t>Open response.</w:t>
+      </w:r>
+    </w:p>
+    <w:p>
+      <w:pPr>
+        <w:ind w:left="432"/>
+      </w:pPr>
+      <w:r>
+        <w:rPr>
+          <w:i/>
+          <w:color w:val="6A6256"/>
+          <w:sz w:val="21"/>
+        </w:rPr>
+        <w:t>Look for a response along the lines of: “This story is significant because…”</w:t>
+      </w:r>
+    </w:p>
     <w:sectPr>
       <w:pgSz w:w="12240" w:h="15840"/>
-      <w:pgMar w:top="1152" w:right="1152" w:bottom="1152" w:left="1152" w:header="720" w:footer="720" w:gutter="0"/>
+      <w:pgMar w:top="1008" w:right="1008" w:bottom="1008" w:left="1008" w:header="720" w:footer="720" w:gutter="0"/>
       <w:cols w:space="720"/>
       <w:docGrid w:linePitch="360"/>
     </w:sectPr>
